--- a/04_JobKitAI/output/naukri/TCS_Sr_SDET_Vishnudeep_Jayam.docx
+++ b/04_JobKitAI/output/naukri/TCS_Sr_SDET_Vishnudeep_Jayam.docx
@@ -33,7 +33,7 @@
           <w:highlight w:val="yellow"/>
           <w:highlightCs w:val="yellow"/>
         </w:rPr>
-        <w:t xml:space="preserve">SR. SDET</w:t>
+        <w:t xml:space="preserve">SENIOR SDET</w:t>
       </w:r>
       <w:r>
         <w:rPr>
@@ -68,7 +68,7 @@
         </w:rPr>
         <w:t xml:space="preserve">  •  </w:t>
       </w:r>
-      <w:hyperlink w:history="1" r:id="rIdfwch8bccfvbnowj2ubakn">
+      <w:hyperlink w:history="1" r:id="rId-x7fzyuzqqdqvkdow5r3w">
         <w:r>
           <w:rPr>
             <w:rFonts w:ascii="Calibri" w:cs="Calibri" w:eastAsia="Calibri" w:hAnsi="Calibri"/>
@@ -131,7 +131,7 @@
           <w:highlight w:val="yellow"/>
           <w:highlightCs w:val="yellow"/>
         </w:rPr>
-        <w:t xml:space="preserve">Sr. SDET</w:t>
+        <w:t xml:space="preserve">Senior SDET</w:t>
       </w:r>
       <w:r>
         <w:rPr>
@@ -160,18 +160,18 @@
           <w:sz w:val="20"/>
           <w:szCs w:val="20"/>
         </w:rPr>
-        <w:t xml:space="preserve"> of experience across UI and API test automation — from tool selection and framework design to script development, suite execution, and defect reporting. </w:t>
-      </w:r>
-      <w:r>
-        <w:rPr>
-          <w:rFonts w:ascii="Calibri" w:cs="Calibri" w:eastAsia="Calibri" w:hAnsi="Calibri"/>
-          <w:color w:val="3D4451"/>
-          <w:sz w:val="20"/>
-          <w:szCs w:val="20"/>
-          <w:highlight w:val="yellow"/>
-          <w:highlightCs w:val="yellow"/>
-        </w:rPr>
-        <w:t xml:space="preserve">designed Selenium + Java + TestNG automation frameworks across e-commerce, automotive, and enterprise web platforms</w:t>
+        <w:t xml:space="preserve"> of experience across UI and API test automation — from tool selection and framework design through script development, suite execution, and defect reporting. </w:t>
+      </w:r>
+      <w:r>
+        <w:rPr>
+          <w:rFonts w:ascii="Calibri" w:cs="Calibri" w:eastAsia="Calibri" w:hAnsi="Calibri"/>
+          <w:color w:val="3D4451"/>
+          <w:sz w:val="20"/>
+          <w:szCs w:val="20"/>
+          <w:highlight w:val="yellow"/>
+          <w:highlightCs w:val="yellow"/>
+        </w:rPr>
+        <w:t xml:space="preserve">Designed Selenium + Java + TestNG automation frameworks across e-commerce, automotive, and enterprise web platforms</w:t>
       </w:r>
       <w:r>
         <w:rPr>
@@ -191,7 +191,7 @@
           <w:highlight w:val="yellow"/>
           <w:highlightCs w:val="yellow"/>
         </w:rPr>
-        <w:t xml:space="preserve">automated backend APIs with REST Assured and Postman, and built Python-based API test suites</w:t>
+        <w:t xml:space="preserve">Managed test case preparation, execution, defect tracking, and status reporting as the QA lead on an automotive infotainment product</w:t>
       </w:r>
       <w:r>
         <w:rPr>
@@ -236,6 +236,82 @@
           <w:sz w:val="20"/>
           <w:szCs w:val="20"/>
         </w:rPr>
+        <w:t xml:space="preserve">Languages  </w:t>
+      </w:r>
+      <w:r>
+        <w:rPr>
+          <w:rFonts w:ascii="Calibri" w:cs="Calibri" w:eastAsia="Calibri" w:hAnsi="Calibri"/>
+          <w:color w:val="3D4451"/>
+          <w:sz w:val="20"/>
+          <w:szCs w:val="20"/>
+          <w:highlight w:val="yellow"/>
+          <w:highlightCs w:val="yellow"/>
+        </w:rPr>
+        <w:t xml:space="preserve">Java</w:t>
+      </w:r>
+      <w:r>
+        <w:rPr>
+          <w:rFonts w:ascii="Calibri" w:cs="Calibri" w:eastAsia="Calibri" w:hAnsi="Calibri"/>
+          <w:color w:val="3D4451"/>
+          <w:sz w:val="20"/>
+          <w:szCs w:val="20"/>
+        </w:rPr>
+        <w:t xml:space="preserve"> · </w:t>
+      </w:r>
+      <w:r>
+        <w:rPr>
+          <w:rFonts w:ascii="Calibri" w:cs="Calibri" w:eastAsia="Calibri" w:hAnsi="Calibri"/>
+          <w:color w:val="3D4451"/>
+          <w:sz w:val="20"/>
+          <w:szCs w:val="20"/>
+          <w:highlight w:val="yellow"/>
+          <w:highlightCs w:val="yellow"/>
+        </w:rPr>
+        <w:t xml:space="preserve">TypeScript</w:t>
+      </w:r>
+      <w:r>
+        <w:rPr>
+          <w:rFonts w:ascii="Calibri" w:cs="Calibri" w:eastAsia="Calibri" w:hAnsi="Calibri"/>
+          <w:color w:val="3D4451"/>
+          <w:sz w:val="20"/>
+          <w:szCs w:val="20"/>
+        </w:rPr>
+        <w:t xml:space="preserve"> · </w:t>
+      </w:r>
+      <w:r>
+        <w:rPr>
+          <w:rFonts w:ascii="Calibri" w:cs="Calibri" w:eastAsia="Calibri" w:hAnsi="Calibri"/>
+          <w:color w:val="3D4451"/>
+          <w:sz w:val="20"/>
+          <w:szCs w:val="20"/>
+          <w:highlight w:val="yellow"/>
+          <w:highlightCs w:val="yellow"/>
+        </w:rPr>
+        <w:t xml:space="preserve">Python</w:t>
+      </w:r>
+      <w:r>
+        <w:rPr>
+          <w:rFonts w:ascii="Calibri" w:cs="Calibri" w:eastAsia="Calibri" w:hAnsi="Calibri"/>
+          <w:color w:val="3D4451"/>
+          <w:sz w:val="20"/>
+          <w:szCs w:val="20"/>
+        </w:rPr>
+        <w:t xml:space="preserve"> · PHP (Codeception)</w:t>
+      </w:r>
+    </w:p>
+    <w:p>
+      <w:pPr>
+        <w:spacing w:after="55" w:line="250"/>
+      </w:pPr>
+      <w:r>
+        <w:rPr>
+          <w:rFonts w:ascii="Calibri" w:cs="Calibri" w:eastAsia="Calibri" w:hAnsi="Calibri"/>
+          <w:b/>
+          <w:bCs/>
+          <w:color w:val="1A1A1A"/>
+          <w:sz w:val="20"/>
+          <w:szCs w:val="20"/>
+        </w:rPr>
         <w:t xml:space="preserve">Automation Frameworks &amp; Tools  </w:t>
       </w:r>
       <w:r>
@@ -256,7 +332,38 @@
           <w:sz w:val="20"/>
           <w:szCs w:val="20"/>
         </w:rPr>
-        <w:t xml:space="preserve"> · Playwright · Cucumber (BDD) · TestNG · Page Object Model</w:t>
+        <w:t xml:space="preserve"> · Playwright · </w:t>
+      </w:r>
+      <w:r>
+        <w:rPr>
+          <w:rFonts w:ascii="Calibri" w:cs="Calibri" w:eastAsia="Calibri" w:hAnsi="Calibri"/>
+          <w:color w:val="3D4451"/>
+          <w:sz w:val="20"/>
+          <w:szCs w:val="20"/>
+          <w:highlight w:val="yellow"/>
+          <w:highlightCs w:val="yellow"/>
+        </w:rPr>
+        <w:t xml:space="preserve">Cucumber (BDD)</w:t>
+      </w:r>
+      <w:r>
+        <w:rPr>
+          <w:rFonts w:ascii="Calibri" w:cs="Calibri" w:eastAsia="Calibri" w:hAnsi="Calibri"/>
+          <w:color w:val="3D4451"/>
+          <w:sz w:val="20"/>
+          <w:szCs w:val="20"/>
+        </w:rPr>
+        <w:t xml:space="preserve"> · TestNG · Page Object Model · </w:t>
+      </w:r>
+      <w:r>
+        <w:rPr>
+          <w:rFonts w:ascii="Calibri" w:cs="Calibri" w:eastAsia="Calibri" w:hAnsi="Calibri"/>
+          <w:color w:val="3D4451"/>
+          <w:sz w:val="20"/>
+          <w:szCs w:val="20"/>
+          <w:highlight w:val="yellow"/>
+          <w:highlightCs w:val="yellow"/>
+        </w:rPr>
+        <w:t xml:space="preserve">Selenium Grid</w:t>
       </w:r>
     </w:p>
     <w:p>
@@ -272,6 +379,91 @@
           <w:sz w:val="20"/>
           <w:szCs w:val="20"/>
         </w:rPr>
+        <w:t xml:space="preserve">Test Management &amp; Methodology  </w:t>
+      </w:r>
+      <w:r>
+        <w:rPr>
+          <w:rFonts w:ascii="Calibri" w:cs="Calibri" w:eastAsia="Calibri" w:hAnsi="Calibri"/>
+          <w:color w:val="3D4451"/>
+          <w:sz w:val="20"/>
+          <w:szCs w:val="20"/>
+        </w:rPr>
+        <w:t xml:space="preserve">TestRail · </w:t>
+      </w:r>
+      <w:r>
+        <w:rPr>
+          <w:rFonts w:ascii="Calibri" w:cs="Calibri" w:eastAsia="Calibri" w:hAnsi="Calibri"/>
+          <w:color w:val="3D4451"/>
+          <w:sz w:val="20"/>
+          <w:szCs w:val="20"/>
+          <w:highlight w:val="yellow"/>
+          <w:highlightCs w:val="yellow"/>
+        </w:rPr>
+        <w:t xml:space="preserve">XRay</w:t>
+      </w:r>
+      <w:r>
+        <w:rPr>
+          <w:rFonts w:ascii="Calibri" w:cs="Calibri" w:eastAsia="Calibri" w:hAnsi="Calibri"/>
+          <w:color w:val="3D4451"/>
+          <w:sz w:val="20"/>
+          <w:szCs w:val="20"/>
+        </w:rPr>
+        <w:t xml:space="preserve"> · </w:t>
+      </w:r>
+      <w:r>
+        <w:rPr>
+          <w:rFonts w:ascii="Calibri" w:cs="Calibri" w:eastAsia="Calibri" w:hAnsi="Calibri"/>
+          <w:color w:val="3D4451"/>
+          <w:sz w:val="20"/>
+          <w:szCs w:val="20"/>
+          <w:highlight w:val="yellow"/>
+          <w:highlightCs w:val="yellow"/>
+        </w:rPr>
+        <w:t xml:space="preserve">Jira</w:t>
+      </w:r>
+      <w:r>
+        <w:rPr>
+          <w:rFonts w:ascii="Calibri" w:cs="Calibri" w:eastAsia="Calibri" w:hAnsi="Calibri"/>
+          <w:color w:val="3D4451"/>
+          <w:sz w:val="20"/>
+          <w:szCs w:val="20"/>
+        </w:rPr>
+        <w:t xml:space="preserve"> · </w:t>
+      </w:r>
+      <w:r>
+        <w:rPr>
+          <w:rFonts w:ascii="Calibri" w:cs="Calibri" w:eastAsia="Calibri" w:hAnsi="Calibri"/>
+          <w:color w:val="3D4451"/>
+          <w:sz w:val="20"/>
+          <w:szCs w:val="20"/>
+          <w:highlight w:val="yellow"/>
+          <w:highlightCs w:val="yellow"/>
+        </w:rPr>
+        <w:t xml:space="preserve">Agile Scrum</w:t>
+      </w:r>
+      <w:r>
+        <w:rPr>
+          <w:rFonts w:ascii="Calibri" w:cs="Calibri" w:eastAsia="Calibri" w:hAnsi="Calibri"/>
+          <w:color w:val="3D4451"/>
+          <w:sz w:val="20"/>
+          <w:szCs w:val="20"/>
+        </w:rPr>
+        <w:t xml:space="preserve"> · Kanban · Test Planning &amp; Case Design · Defect Tracking &amp; Reporting · SDLC / STLC</w:t>
+      </w:r>
+    </w:p>
+    <w:p>
+      <w:pPr>
+        <w:spacing w:after="55" w:line="250"/>
+      </w:pPr>
+      <w:r>
+        <w:rPr>
+          <w:rFonts w:ascii="Calibri" w:cs="Calibri" w:eastAsia="Calibri" w:hAnsi="Calibri"/>
+          <w:b/>
+          <w:bCs/>
+          <w:color w:val="1A1A1A"/>
+          <w:sz w:val="20"/>
+          <w:szCs w:val="20"/>
+        </w:rPr>
         <w:t xml:space="preserve">API &amp; Backend Testing  </w:t>
       </w:r>
       <w:r>
@@ -281,7 +473,27 @@
           <w:sz w:val="20"/>
           <w:szCs w:val="20"/>
         </w:rPr>
-        <w:t xml:space="preserve">REST Assured · Postman · </w:t>
+        <w:t xml:space="preserve">REST Assured · </w:t>
+      </w:r>
+      <w:r>
+        <w:rPr>
+          <w:rFonts w:ascii="Calibri" w:cs="Calibri" w:eastAsia="Calibri" w:hAnsi="Calibri"/>
+          <w:color w:val="3D4451"/>
+          <w:sz w:val="20"/>
+          <w:szCs w:val="20"/>
+          <w:highlight w:val="yellow"/>
+          <w:highlightCs w:val="yellow"/>
+        </w:rPr>
+        <w:t xml:space="preserve">Postman</w:t>
+      </w:r>
+      <w:r>
+        <w:rPr>
+          <w:rFonts w:ascii="Calibri" w:cs="Calibri" w:eastAsia="Calibri" w:hAnsi="Calibri"/>
+          <w:color w:val="3D4451"/>
+          <w:sz w:val="20"/>
+          <w:szCs w:val="20"/>
+        </w:rPr>
+        <w:t xml:space="preserve"> · </w:t>
       </w:r>
       <w:r>
         <w:rPr>
@@ -308,27 +520,27 @@
           <w:sz w:val="20"/>
           <w:szCs w:val="20"/>
         </w:rPr>
-        <w:t xml:space="preserve">Languages  </w:t>
-      </w:r>
-      <w:r>
-        <w:rPr>
-          <w:rFonts w:ascii="Calibri" w:cs="Calibri" w:eastAsia="Calibri" w:hAnsi="Calibri"/>
-          <w:color w:val="3D4451"/>
-          <w:sz w:val="20"/>
-          <w:szCs w:val="20"/>
-          <w:highlight w:val="yellow"/>
-          <w:highlightCs w:val="yellow"/>
-        </w:rPr>
-        <w:t xml:space="preserve">Java</w:t>
-      </w:r>
-      <w:r>
-        <w:rPr>
-          <w:rFonts w:ascii="Calibri" w:cs="Calibri" w:eastAsia="Calibri" w:hAnsi="Calibri"/>
-          <w:color w:val="3D4451"/>
-          <w:sz w:val="20"/>
-          <w:szCs w:val="20"/>
-        </w:rPr>
-        <w:t xml:space="preserve"> · TypeScript · Python · PHP (Codeception)</w:t>
+        <w:t xml:space="preserve">CI/CD, Build &amp; Cloud  </w:t>
+      </w:r>
+      <w:r>
+        <w:rPr>
+          <w:rFonts w:ascii="Calibri" w:cs="Calibri" w:eastAsia="Calibri" w:hAnsi="Calibri"/>
+          <w:color w:val="3D4451"/>
+          <w:sz w:val="20"/>
+          <w:szCs w:val="20"/>
+          <w:highlight w:val="yellow"/>
+          <w:highlightCs w:val="yellow"/>
+        </w:rPr>
+        <w:t xml:space="preserve">Jenkins</w:t>
+      </w:r>
+      <w:r>
+        <w:rPr>
+          <w:rFonts w:ascii="Calibri" w:cs="Calibri" w:eastAsia="Calibri" w:hAnsi="Calibri"/>
+          <w:color w:val="3D4451"/>
+          <w:sz w:val="20"/>
+          <w:szCs w:val="20"/>
+        </w:rPr>
+        <w:t xml:space="preserve"> · Gradle · Maven · Travis CI · Git · GitHub · AWS</w:t>
       </w:r>
     </w:p>
     <w:p>
@@ -344,16 +556,16 @@
           <w:sz w:val="20"/>
           <w:szCs w:val="20"/>
         </w:rPr>
-        <w:t xml:space="preserve">CI/CD &amp; Build Tools  </w:t>
-      </w:r>
-      <w:r>
-        <w:rPr>
-          <w:rFonts w:ascii="Calibri" w:cs="Calibri" w:eastAsia="Calibri" w:hAnsi="Calibri"/>
-          <w:color w:val="3D4451"/>
-          <w:sz w:val="20"/>
-          <w:szCs w:val="20"/>
-        </w:rPr>
-        <w:t xml:space="preserve">Jenkins · Gradle · Maven · Travis CI · Git · GitHub</w:t>
+        <w:t xml:space="preserve">Platforms Tested  </w:t>
+      </w:r>
+      <w:r>
+        <w:rPr>
+          <w:rFonts w:ascii="Calibri" w:cs="Calibri" w:eastAsia="Calibri" w:hAnsi="Calibri"/>
+          <w:color w:val="3D4451"/>
+          <w:sz w:val="20"/>
+          <w:szCs w:val="20"/>
+        </w:rPr>
+        <w:t xml:space="preserve">Web (Chrome, Firefox, IE) · Windows Desktop · Android · iOS · Mobile / Tablet</w:t>
       </w:r>
     </w:p>
     <w:p>
@@ -369,22 +581,33 @@
           <w:sz w:val="20"/>
           <w:szCs w:val="20"/>
         </w:rPr>
-        <w:t xml:space="preserve">Test Management &amp; Methodology  </w:t>
-      </w:r>
-      <w:r>
-        <w:rPr>
-          <w:rFonts w:ascii="Calibri" w:cs="Calibri" w:eastAsia="Calibri" w:hAnsi="Calibri"/>
-          <w:color w:val="3D4451"/>
-          <w:sz w:val="20"/>
-          <w:szCs w:val="20"/>
-        </w:rPr>
-        <w:t xml:space="preserve">TestRail · XRay · Jira · Agile Scrum · Kanban · Test Planning &amp; Case Design · Defect Tracking &amp; Reporting</w:t>
-      </w:r>
-    </w:p>
-    <w:p>
-      <w:pPr>
-        <w:spacing w:after="55" w:line="250"/>
-      </w:pPr>
+        <w:t xml:space="preserve">Domain Exposure  </w:t>
+      </w:r>
+      <w:r>
+        <w:rPr>
+          <w:rFonts w:ascii="Calibri" w:cs="Calibri" w:eastAsia="Calibri" w:hAnsi="Calibri"/>
+          <w:color w:val="3D4451"/>
+          <w:sz w:val="20"/>
+          <w:szCs w:val="20"/>
+        </w:rPr>
+        <w:t xml:space="preserve">Automotive Infotainment Systems (VW) · E-commerce Platforms (Magento) · Enterprise Web Applications</w:t>
+      </w:r>
+    </w:p>
+    <w:p>
+      <w:pPr>
+        <w:spacing w:after="55" w:line="250"/>
+      </w:pPr>
+      <w:r>
+        <w:rPr>
+          <w:rFonts w:ascii="Calibri" w:cs="Calibri" w:eastAsia="Calibri" w:hAnsi="Calibri"/>
+          <w:b/>
+          <w:bCs/>
+          <w:color w:val="B02A1F"/>
+          <w:sz w:val="20"/>
+          <w:szCs w:val="20"/>
+        </w:rPr>
+        <w:t xml:space="preserve">[Gate skills — fill or delete this row]</w:t>
+      </w:r>
       <w:r>
         <w:rPr>
           <w:rFonts w:ascii="Calibri" w:cs="Calibri" w:eastAsia="Calibri" w:hAnsi="Calibri"/>
@@ -394,16 +617,94 @@
           <w:sz w:val="20"/>
           <w:szCs w:val="20"/>
         </w:rPr>
-        <w:t xml:space="preserve">Domain Exposure  </w:t>
-      </w:r>
-      <w:r>
-        <w:rPr>
-          <w:rFonts w:ascii="Calibri" w:cs="Calibri" w:eastAsia="Calibri" w:hAnsi="Calibri"/>
-          <w:color w:val="3D4451"/>
-          <w:sz w:val="20"/>
-          <w:szCs w:val="20"/>
-        </w:rPr>
-        <w:t xml:space="preserve">Automotive Infotainment Systems (VW) · E-commerce Platforms (Magento) · Enterprise Web Applications</w:t>
+        <w:t xml:space="preserve">  </w:t>
+      </w:r>
+      <w:r>
+        <w:rPr>
+          <w:rFonts w:ascii="Calibri" w:cs="Calibri" w:eastAsia="Calibri" w:hAnsi="Calibri"/>
+          <w:b/>
+          <w:bCs/>
+          <w:color w:val="B02A1F"/>
+          <w:sz w:val="20"/>
+          <w:szCs w:val="20"/>
+        </w:rPr>
+        <w:t xml:space="preserve">[Node.js / Mocha]</w:t>
+      </w:r>
+      <w:r>
+        <w:rPr>
+          <w:rFonts w:ascii="Calibri" w:cs="Calibri" w:eastAsia="Calibri" w:hAnsi="Calibri"/>
+          <w:color w:val="3D4451"/>
+          <w:sz w:val="20"/>
+          <w:szCs w:val="20"/>
+        </w:rPr>
+        <w:t xml:space="preserve"> · </w:t>
+      </w:r>
+      <w:r>
+        <w:rPr>
+          <w:rFonts w:ascii="Calibri" w:cs="Calibri" w:eastAsia="Calibri" w:hAnsi="Calibri"/>
+          <w:b/>
+          <w:bCs/>
+          <w:color w:val="B02A1F"/>
+          <w:sz w:val="20"/>
+          <w:szCs w:val="20"/>
+        </w:rPr>
+        <w:t xml:space="preserve">[Insomnia]</w:t>
+      </w:r>
+      <w:r>
+        <w:rPr>
+          <w:rFonts w:ascii="Calibri" w:cs="Calibri" w:eastAsia="Calibri" w:hAnsi="Calibri"/>
+          <w:color w:val="3D4451"/>
+          <w:sz w:val="20"/>
+          <w:szCs w:val="20"/>
+        </w:rPr>
+        <w:t xml:space="preserve"> · </w:t>
+      </w:r>
+      <w:r>
+        <w:rPr>
+          <w:rFonts w:ascii="Calibri" w:cs="Calibri" w:eastAsia="Calibri" w:hAnsi="Calibri"/>
+          <w:b/>
+          <w:bCs/>
+          <w:color w:val="B02A1F"/>
+          <w:sz w:val="20"/>
+          <w:szCs w:val="20"/>
+        </w:rPr>
+        <w:t xml:space="preserve">[Harness]</w:t>
+      </w:r>
+      <w:r>
+        <w:rPr>
+          <w:rFonts w:ascii="Calibri" w:cs="Calibri" w:eastAsia="Calibri" w:hAnsi="Calibri"/>
+          <w:color w:val="3D4451"/>
+          <w:sz w:val="20"/>
+          <w:szCs w:val="20"/>
+        </w:rPr>
+        <w:t xml:space="preserve"> · </w:t>
+      </w:r>
+      <w:r>
+        <w:rPr>
+          <w:rFonts w:ascii="Calibri" w:cs="Calibri" w:eastAsia="Calibri" w:hAnsi="Calibri"/>
+          <w:b/>
+          <w:bCs/>
+          <w:color w:val="B02A1F"/>
+          <w:sz w:val="20"/>
+          <w:szCs w:val="20"/>
+        </w:rPr>
+        <w:t xml:space="preserve">[qTest / Allure Report]</w:t>
+      </w:r>
+    </w:p>
+    <w:p>
+      <w:pPr>
+        <w:spacing w:after="60" w:before="60" w:line="240"/>
+      </w:pPr>
+      <w:r>
+        <w:rPr>
+          <w:rFonts w:ascii="Calibri" w:cs="Calibri" w:eastAsia="Calibri" w:hAnsi="Calibri"/>
+          <w:i/>
+          <w:iCs/>
+          <w:color w:val="B02A1F"/>
+          <w:sz w:val="17"/>
+          <w:szCs w:val="17"/>
+        </w:rPr>
+        <w:t xml:space="preserve">FILL-IN RULE — every item in the bracketed row above is named by this job description but is not evidenced anywhere in your source resume. Keep only what you have genuinely shipped with and could be questioned on for twenty minutes; delete the rest, then delete the row label itself. Do not soften an entry to "exposure to".</w:t>
       </w:r>
     </w:p>
     <w:p>
@@ -492,6 +793,84 @@
           <w:sz w:val="20"/>
           <w:szCs w:val="20"/>
         </w:rPr>
+        <w:t xml:space="preserve">Develop and maintain a test automation framework for web applications using Playwright with </w:t>
+      </w:r>
+      <w:r>
+        <w:rPr>
+          <w:rFonts w:ascii="Calibri" w:cs="Calibri" w:eastAsia="Calibri" w:hAnsi="Calibri"/>
+          <w:color w:val="3D4451"/>
+          <w:sz w:val="20"/>
+          <w:szCs w:val="20"/>
+          <w:highlight w:val="yellow"/>
+          <w:highlightCs w:val="yellow"/>
+        </w:rPr>
+        <w:t xml:space="preserve">TypeScript</w:t>
+      </w:r>
+      <w:r>
+        <w:rPr>
+          <w:rFonts w:ascii="Calibri" w:cs="Calibri" w:eastAsia="Calibri" w:hAnsi="Calibri"/>
+          <w:color w:val="3D4451"/>
+          <w:sz w:val="20"/>
+          <w:szCs w:val="20"/>
+        </w:rPr>
+        <w:t xml:space="preserve">.</w:t>
+      </w:r>
+    </w:p>
+    <w:p>
+      <w:pPr>
+        <w:pStyle w:val="ListParagraph"/>
+        <w:numPr>
+          <w:ilvl w:val="0"/>
+          <w:numId w:val="2"/>
+        </w:numPr>
+        <w:spacing w:after="55" w:line="250"/>
+      </w:pPr>
+      <w:r>
+        <w:rPr>
+          <w:rFonts w:ascii="Calibri" w:cs="Calibri" w:eastAsia="Calibri" w:hAnsi="Calibri"/>
+          <w:color w:val="3D4451"/>
+          <w:sz w:val="20"/>
+          <w:szCs w:val="20"/>
+        </w:rPr>
+        <w:t xml:space="preserve">Design and build test automation from scratch using the </w:t>
+      </w:r>
+      <w:r>
+        <w:rPr>
+          <w:rFonts w:ascii="Calibri" w:cs="Calibri" w:eastAsia="Calibri" w:hAnsi="Calibri"/>
+          <w:color w:val="3D4451"/>
+          <w:sz w:val="20"/>
+          <w:szCs w:val="20"/>
+          <w:highlight w:val="yellow"/>
+          <w:highlightCs w:val="yellow"/>
+        </w:rPr>
+        <w:t xml:space="preserve">Cucumber</w:t>
+      </w:r>
+      <w:r>
+        <w:rPr>
+          <w:rFonts w:ascii="Calibri" w:cs="Calibri" w:eastAsia="Calibri" w:hAnsi="Calibri"/>
+          <w:color w:val="3D4451"/>
+          <w:sz w:val="20"/>
+          <w:szCs w:val="20"/>
+        </w:rPr>
+        <w:t xml:space="preserve"> framework for Windows-based, Android, and iOS Zertificon applications.</w:t>
+      </w:r>
+    </w:p>
+    <w:p>
+      <w:pPr>
+        <w:pStyle w:val="ListParagraph"/>
+        <w:numPr>
+          <w:ilvl w:val="0"/>
+          <w:numId w:val="2"/>
+        </w:numPr>
+        <w:spacing w:after="55" w:line="250"/>
+      </w:pPr>
+      <w:r>
+        <w:rPr>
+          <w:rFonts w:ascii="Calibri" w:cs="Calibri" w:eastAsia="Calibri" w:hAnsi="Calibri"/>
+          <w:color w:val="3D4451"/>
+          <w:sz w:val="20"/>
+          <w:szCs w:val="20"/>
+        </w:rPr>
         <w:t xml:space="preserve">Build and maintain test automation for the Zertificon website using the Cucumber framework with </w:t>
       </w:r>
       <w:r>
@@ -551,26 +930,66 @@
           <w:sz w:val="20"/>
           <w:szCs w:val="20"/>
         </w:rPr>
-        <w:t xml:space="preserve">Develop and maintain a test automation framework for web applications using Playwright with TypeScript.</w:t>
-      </w:r>
-    </w:p>
-    <w:p>
-      <w:pPr>
-        <w:pStyle w:val="ListParagraph"/>
-        <w:numPr>
-          <w:ilvl w:val="0"/>
-          <w:numId w:val="2"/>
-        </w:numPr>
-        <w:spacing w:after="55" w:line="250"/>
-      </w:pPr>
-      <w:r>
-        <w:rPr>
-          <w:rFonts w:ascii="Calibri" w:cs="Calibri" w:eastAsia="Calibri" w:hAnsi="Calibri"/>
-          <w:color w:val="3D4451"/>
-          <w:sz w:val="20"/>
-          <w:szCs w:val="20"/>
-        </w:rPr>
-        <w:t xml:space="preserve">Design and build test automation from scratch using the Cucumber framework for Windows-based, Android, and iOS Zertificon applications.</w:t>
+        <w:t xml:space="preserve">Use Gradle as the build management tool and </w:t>
+      </w:r>
+      <w:r>
+        <w:rPr>
+          <w:rFonts w:ascii="Calibri" w:cs="Calibri" w:eastAsia="Calibri" w:hAnsi="Calibri"/>
+          <w:color w:val="3D4451"/>
+          <w:sz w:val="20"/>
+          <w:szCs w:val="20"/>
+          <w:highlight w:val="yellow"/>
+          <w:highlightCs w:val="yellow"/>
+        </w:rPr>
+        <w:t xml:space="preserve">Jenkins</w:t>
+      </w:r>
+      <w:r>
+        <w:rPr>
+          <w:rFonts w:ascii="Calibri" w:cs="Calibri" w:eastAsia="Calibri" w:hAnsi="Calibri"/>
+          <w:color w:val="3D4451"/>
+          <w:sz w:val="20"/>
+          <w:szCs w:val="20"/>
+        </w:rPr>
+        <w:t xml:space="preserve"> for CI/CD.</w:t>
+      </w:r>
+    </w:p>
+    <w:p>
+      <w:pPr>
+        <w:pStyle w:val="ListParagraph"/>
+        <w:numPr>
+          <w:ilvl w:val="0"/>
+          <w:numId w:val="2"/>
+        </w:numPr>
+        <w:spacing w:after="55" w:line="250"/>
+      </w:pPr>
+      <w:r>
+        <w:rPr>
+          <w:rFonts w:ascii="Calibri" w:cs="Calibri" w:eastAsia="Calibri" w:hAnsi="Calibri"/>
+          <w:color w:val="3D4451"/>
+          <w:sz w:val="20"/>
+          <w:szCs w:val="20"/>
+        </w:rPr>
+        <w:t xml:space="preserve">Follow Scrum </w:t>
+      </w:r>
+      <w:r>
+        <w:rPr>
+          <w:rFonts w:ascii="Calibri" w:cs="Calibri" w:eastAsia="Calibri" w:hAnsi="Calibri"/>
+          <w:color w:val="3D4451"/>
+          <w:sz w:val="20"/>
+          <w:szCs w:val="20"/>
+          <w:highlight w:val="yellow"/>
+          <w:highlightCs w:val="yellow"/>
+        </w:rPr>
+        <w:t xml:space="preserve">Agile</w:t>
+      </w:r>
+      <w:r>
+        <w:rPr>
+          <w:rFonts w:ascii="Calibri" w:cs="Calibri" w:eastAsia="Calibri" w:hAnsi="Calibri"/>
+          <w:color w:val="3D4451"/>
+          <w:sz w:val="20"/>
+          <w:szCs w:val="20"/>
+        </w:rPr>
+        <w:t xml:space="preserve"> methodology across the team, collaborating with cross-functional teams to reproduce reported bugs and mentoring junior engineers.</w:t>
       </w:r>
     </w:p>
     <w:p>
@@ -590,44 +1009,6 @@
           <w:szCs w:val="20"/>
         </w:rPr>
         <w:t xml:space="preserve">Write and maintain test cases for Zertificon applications in the TestRail test case management tool.</w:t>
-      </w:r>
-    </w:p>
-    <w:p>
-      <w:pPr>
-        <w:pStyle w:val="ListParagraph"/>
-        <w:numPr>
-          <w:ilvl w:val="0"/>
-          <w:numId w:val="2"/>
-        </w:numPr>
-        <w:spacing w:after="55" w:line="250"/>
-      </w:pPr>
-      <w:r>
-        <w:rPr>
-          <w:rFonts w:ascii="Calibri" w:cs="Calibri" w:eastAsia="Calibri" w:hAnsi="Calibri"/>
-          <w:color w:val="3D4451"/>
-          <w:sz w:val="20"/>
-          <w:szCs w:val="20"/>
-        </w:rPr>
-        <w:t xml:space="preserve">Use Gradle as the build management tool and Jenkins for CI/CD.</w:t>
-      </w:r>
-    </w:p>
-    <w:p>
-      <w:pPr>
-        <w:pStyle w:val="ListParagraph"/>
-        <w:numPr>
-          <w:ilvl w:val="0"/>
-          <w:numId w:val="2"/>
-        </w:numPr>
-        <w:spacing w:after="55" w:line="250"/>
-      </w:pPr>
-      <w:r>
-        <w:rPr>
-          <w:rFonts w:ascii="Calibri" w:cs="Calibri" w:eastAsia="Calibri" w:hAnsi="Calibri"/>
-          <w:color w:val="3D4451"/>
-          <w:sz w:val="20"/>
-          <w:szCs w:val="20"/>
-        </w:rPr>
-        <w:t xml:space="preserve">Follow Scrum Agile methodology across the team, collaborating with cross-functional teams to reproduce reported bugs and mentoring junior engineers.</w:t>
       </w:r>
     </w:p>
     <w:p>
@@ -715,27 +1096,85 @@
           <w:sz w:val="20"/>
           <w:szCs w:val="20"/>
         </w:rPr>
-        <w:t xml:space="preserve">Automated infotainment system backend </w:t>
-      </w:r>
-      <w:r>
-        <w:rPr>
-          <w:rFonts w:ascii="Calibri" w:cs="Calibri" w:eastAsia="Calibri" w:hAnsi="Calibri"/>
-          <w:color w:val="3D4451"/>
-          <w:sz w:val="20"/>
-          <w:szCs w:val="20"/>
-          <w:highlight w:val="yellow"/>
-          <w:highlightCs w:val="yellow"/>
-        </w:rPr>
-        <w:t xml:space="preserve">API</w:t>
-      </w:r>
-      <w:r>
-        <w:rPr>
-          <w:rFonts w:ascii="Calibri" w:cs="Calibri" w:eastAsia="Calibri" w:hAnsi="Calibri"/>
-          <w:color w:val="3D4451"/>
-          <w:sz w:val="20"/>
-          <w:szCs w:val="20"/>
-        </w:rPr>
-        <w:t xml:space="preserve">s using the REST Assured framework and Postman for manual API testing.</w:t>
+        <w:t xml:space="preserve">Automated infotainment system backend APIs using the REST Assured framework and </w:t>
+      </w:r>
+      <w:r>
+        <w:rPr>
+          <w:rFonts w:ascii="Calibri" w:cs="Calibri" w:eastAsia="Calibri" w:hAnsi="Calibri"/>
+          <w:color w:val="3D4451"/>
+          <w:sz w:val="20"/>
+          <w:szCs w:val="20"/>
+          <w:highlight w:val="yellow"/>
+          <w:highlightCs w:val="yellow"/>
+        </w:rPr>
+        <w:t xml:space="preserve">Postman</w:t>
+      </w:r>
+      <w:r>
+        <w:rPr>
+          <w:rFonts w:ascii="Calibri" w:cs="Calibri" w:eastAsia="Calibri" w:hAnsi="Calibri"/>
+          <w:color w:val="3D4451"/>
+          <w:sz w:val="20"/>
+          <w:szCs w:val="20"/>
+        </w:rPr>
+        <w:t xml:space="preserve"> for manual API testing.</w:t>
+      </w:r>
+    </w:p>
+    <w:p>
+      <w:pPr>
+        <w:pStyle w:val="ListParagraph"/>
+        <w:numPr>
+          <w:ilvl w:val="0"/>
+          <w:numId w:val="2"/>
+        </w:numPr>
+        <w:spacing w:after="55" w:line="250"/>
+      </w:pPr>
+      <w:r>
+        <w:rPr>
+          <w:rFonts w:ascii="Calibri" w:cs="Calibri" w:eastAsia="Calibri" w:hAnsi="Calibri"/>
+          <w:color w:val="3D4451"/>
+          <w:sz w:val="20"/>
+          <w:szCs w:val="20"/>
+        </w:rPr>
+        <w:t xml:space="preserve">Used Maven as the build management tool and Jenkins / Travis CI for continuous integration.</w:t>
+      </w:r>
+    </w:p>
+    <w:p>
+      <w:pPr>
+        <w:pStyle w:val="ListParagraph"/>
+        <w:numPr>
+          <w:ilvl w:val="0"/>
+          <w:numId w:val="2"/>
+        </w:numPr>
+        <w:spacing w:after="55" w:line="250"/>
+      </w:pPr>
+      <w:r>
+        <w:rPr>
+          <w:rFonts w:ascii="Calibri" w:cs="Calibri" w:eastAsia="Calibri" w:hAnsi="Calibri"/>
+          <w:color w:val="3D4451"/>
+          <w:sz w:val="20"/>
+          <w:szCs w:val="20"/>
+        </w:rPr>
+        <w:t xml:space="preserve">Wrote test cases for the infotainment car application in the </w:t>
+      </w:r>
+      <w:r>
+        <w:rPr>
+          <w:rFonts w:ascii="Calibri" w:cs="Calibri" w:eastAsia="Calibri" w:hAnsi="Calibri"/>
+          <w:color w:val="3D4451"/>
+          <w:sz w:val="20"/>
+          <w:szCs w:val="20"/>
+          <w:highlight w:val="yellow"/>
+          <w:highlightCs w:val="yellow"/>
+        </w:rPr>
+        <w:t xml:space="preserve">XRay</w:t>
+      </w:r>
+      <w:r>
+        <w:rPr>
+          <w:rFonts w:ascii="Calibri" w:cs="Calibri" w:eastAsia="Calibri" w:hAnsi="Calibri"/>
+          <w:color w:val="3D4451"/>
+          <w:sz w:val="20"/>
+          <w:szCs w:val="20"/>
+        </w:rPr>
+        <w:t xml:space="preserve"> test case management tool and produced daily and weekly status reports.</w:t>
       </w:r>
     </w:p>
     <w:p>
@@ -792,45 +1231,27 @@
           <w:sz w:val="20"/>
           <w:szCs w:val="20"/>
         </w:rPr>
-        <w:t xml:space="preserve">Used Maven as the build management tool and Jenkins / Travis CI for continuous integration.</w:t>
-      </w:r>
-    </w:p>
-    <w:p>
-      <w:pPr>
-        <w:pStyle w:val="ListParagraph"/>
-        <w:numPr>
-          <w:ilvl w:val="0"/>
-          <w:numId w:val="2"/>
-        </w:numPr>
-        <w:spacing w:after="55" w:line="250"/>
-      </w:pPr>
-      <w:r>
-        <w:rPr>
-          <w:rFonts w:ascii="Calibri" w:cs="Calibri" w:eastAsia="Calibri" w:hAnsi="Calibri"/>
-          <w:color w:val="3D4451"/>
-          <w:sz w:val="20"/>
-          <w:szCs w:val="20"/>
-        </w:rPr>
-        <w:t xml:space="preserve">Wrote test cases for the infotainment car application in the XRay test case management tool and produced daily and weekly status reports.</w:t>
-      </w:r>
-    </w:p>
-    <w:p>
-      <w:pPr>
-        <w:pStyle w:val="ListParagraph"/>
-        <w:numPr>
-          <w:ilvl w:val="0"/>
-          <w:numId w:val="2"/>
-        </w:numPr>
-        <w:spacing w:after="55" w:line="250"/>
-      </w:pPr>
-      <w:r>
-        <w:rPr>
-          <w:rFonts w:ascii="Calibri" w:cs="Calibri" w:eastAsia="Calibri" w:hAnsi="Calibri"/>
-          <w:color w:val="3D4451"/>
-          <w:sz w:val="20"/>
-          <w:szCs w:val="20"/>
-        </w:rPr>
-        <w:t xml:space="preserve">Followed Scrum and Kanban Agile methodology, managing test case preparation, execution, defect tracking, and reporting for the team.</w:t>
+        <w:t xml:space="preserve">Followed Scrum and Kanban Agile methodology, managing test case preparation, execution, defect tracking, and reporting for the team, leading a team of </w:t>
+      </w:r>
+      <w:r>
+        <w:rPr>
+          <w:rFonts w:ascii="Calibri" w:cs="Calibri" w:eastAsia="Calibri" w:hAnsi="Calibri"/>
+          <w:b/>
+          <w:bCs/>
+          <w:color w:val="B02A1F"/>
+          <w:sz w:val="20"/>
+          <w:szCs w:val="20"/>
+        </w:rPr>
+        <w:t xml:space="preserve">[X]</w:t>
+      </w:r>
+      <w:r>
+        <w:rPr>
+          <w:rFonts w:ascii="Calibri" w:cs="Calibri" w:eastAsia="Calibri" w:hAnsi="Calibri"/>
+          <w:color w:val="3D4451"/>
+          <w:sz w:val="20"/>
+          <w:szCs w:val="20"/>
+        </w:rPr>
+        <w:t xml:space="preserve"> QA and automation engineers.</w:t>
       </w:r>
     </w:p>
     <w:p>
@@ -918,6 +1339,64 @@
           <w:sz w:val="20"/>
           <w:szCs w:val="20"/>
         </w:rPr>
+        <w:t xml:space="preserve">Developed automation scripts using TestNG and ran automated test suites in Jenkins.</w:t>
+      </w:r>
+    </w:p>
+    <w:p>
+      <w:pPr>
+        <w:pStyle w:val="ListParagraph"/>
+        <w:numPr>
+          <w:ilvl w:val="0"/>
+          <w:numId w:val="2"/>
+        </w:numPr>
+        <w:spacing w:after="55" w:line="250"/>
+      </w:pPr>
+      <w:r>
+        <w:rPr>
+          <w:rFonts w:ascii="Calibri" w:cs="Calibri" w:eastAsia="Calibri" w:hAnsi="Calibri"/>
+          <w:color w:val="3D4451"/>
+          <w:sz w:val="20"/>
+          <w:szCs w:val="20"/>
+        </w:rPr>
+        <w:t xml:space="preserve">Performed the complete testing lifecycle — </w:t>
+      </w:r>
+      <w:r>
+        <w:rPr>
+          <w:rFonts w:ascii="Calibri" w:cs="Calibri" w:eastAsia="Calibri" w:hAnsi="Calibri"/>
+          <w:color w:val="3D4451"/>
+          <w:sz w:val="20"/>
+          <w:szCs w:val="20"/>
+          <w:highlight w:val="yellow"/>
+          <w:highlightCs w:val="yellow"/>
+        </w:rPr>
+        <w:t xml:space="preserve">regression</w:t>
+      </w:r>
+      <w:r>
+        <w:rPr>
+          <w:rFonts w:ascii="Calibri" w:cs="Calibri" w:eastAsia="Calibri" w:hAnsi="Calibri"/>
+          <w:color w:val="3D4451"/>
+          <w:sz w:val="20"/>
+          <w:szCs w:val="20"/>
+        </w:rPr>
+        <w:t xml:space="preserve"> testing of fixed bugs and new builds, sanity testing, and user testing — following Scrum and Kanban.</w:t>
+      </w:r>
+    </w:p>
+    <w:p>
+      <w:pPr>
+        <w:pStyle w:val="ListParagraph"/>
+        <w:numPr>
+          <w:ilvl w:val="0"/>
+          <w:numId w:val="2"/>
+        </w:numPr>
+        <w:spacing w:after="55" w:line="250"/>
+      </w:pPr>
+      <w:r>
+        <w:rPr>
+          <w:rFonts w:ascii="Calibri" w:cs="Calibri" w:eastAsia="Calibri" w:hAnsi="Calibri"/>
+          <w:color w:val="3D4451"/>
+          <w:sz w:val="20"/>
+          <w:szCs w:val="20"/>
+        </w:rPr>
         <w:t xml:space="preserve">Owned testing for all 13 e-commerce shops across Europe as the sole QA engineer.</w:t>
       </w:r>
     </w:p>
@@ -937,25 +1416,6 @@
           <w:sz w:val="20"/>
           <w:szCs w:val="20"/>
         </w:rPr>
-        <w:t xml:space="preserve">Developed automation scripts using TestNG and ran automated test suites in Jenkins.</w:t>
-      </w:r>
-    </w:p>
-    <w:p>
-      <w:pPr>
-        <w:pStyle w:val="ListParagraph"/>
-        <w:numPr>
-          <w:ilvl w:val="0"/>
-          <w:numId w:val="2"/>
-        </w:numPr>
-        <w:spacing w:after="55" w:line="250"/>
-      </w:pPr>
-      <w:r>
-        <w:rPr>
-          <w:rFonts w:ascii="Calibri" w:cs="Calibri" w:eastAsia="Calibri" w:hAnsi="Calibri"/>
-          <w:color w:val="3D4451"/>
-          <w:sz w:val="20"/>
-          <w:szCs w:val="20"/>
-        </w:rPr>
         <w:t xml:space="preserve">Wrote automated test scripts using Codeception in PHP.</w:t>
       </w:r>
     </w:p>
@@ -1033,25 +1493,6 @@
           <w:szCs w:val="20"/>
         </w:rPr>
         <w:t xml:space="preserve">Used Git for version control and worked within AWS infrastructure.</w:t>
-      </w:r>
-    </w:p>
-    <w:p>
-      <w:pPr>
-        <w:pStyle w:val="ListParagraph"/>
-        <w:numPr>
-          <w:ilvl w:val="0"/>
-          <w:numId w:val="2"/>
-        </w:numPr>
-        <w:spacing w:after="55" w:line="250"/>
-      </w:pPr>
-      <w:r>
-        <w:rPr>
-          <w:rFonts w:ascii="Calibri" w:cs="Calibri" w:eastAsia="Calibri" w:hAnsi="Calibri"/>
-          <w:color w:val="3D4451"/>
-          <w:sz w:val="20"/>
-          <w:szCs w:val="20"/>
-        </w:rPr>
-        <w:t xml:space="preserve">Performed the complete testing lifecycle — regression testing of fixed bugs and new builds, sanity testing, and user testing — following Scrum and Kanban.</w:t>
       </w:r>
     </w:p>
     <w:p>
@@ -1120,7 +1561,27 @@
           <w:sz w:val="20"/>
           <w:szCs w:val="20"/>
         </w:rPr>
-        <w:t xml:space="preserve">Designed a test automation framework using Selenium with Python in the Page Object Model pattern.</w:t>
+        <w:t xml:space="preserve">Designed a test automation framework using Selenium with </w:t>
+      </w:r>
+      <w:r>
+        <w:rPr>
+          <w:rFonts w:ascii="Calibri" w:cs="Calibri" w:eastAsia="Calibri" w:hAnsi="Calibri"/>
+          <w:color w:val="3D4451"/>
+          <w:sz w:val="20"/>
+          <w:szCs w:val="20"/>
+          <w:highlight w:val="yellow"/>
+          <w:highlightCs w:val="yellow"/>
+        </w:rPr>
+        <w:t xml:space="preserve">Python</w:t>
+      </w:r>
+      <w:r>
+        <w:rPr>
+          <w:rFonts w:ascii="Calibri" w:cs="Calibri" w:eastAsia="Calibri" w:hAnsi="Calibri"/>
+          <w:color w:val="3D4451"/>
+          <w:sz w:val="20"/>
+          <w:szCs w:val="20"/>
+        </w:rPr>
+        <w:t xml:space="preserve"> in the Page Object Model pattern.</w:t>
       </w:r>
     </w:p>
     <w:p>
@@ -1246,7 +1707,27 @@
           <w:sz w:val="20"/>
           <w:szCs w:val="20"/>
         </w:rPr>
-        <w:t xml:space="preserve">Performed the complete testing lifecycle — regression, sanity, and user testing — applying SDLC quality practices and filing defects in Jira.</w:t>
+        <w:t xml:space="preserve">Performed the complete testing lifecycle — regression, sanity, and user testing — applying SDLC quality practices and filing defects in </w:t>
+      </w:r>
+      <w:r>
+        <w:rPr>
+          <w:rFonts w:ascii="Calibri" w:cs="Calibri" w:eastAsia="Calibri" w:hAnsi="Calibri"/>
+          <w:color w:val="3D4451"/>
+          <w:sz w:val="20"/>
+          <w:szCs w:val="20"/>
+          <w:highlight w:val="yellow"/>
+          <w:highlightCs w:val="yellow"/>
+        </w:rPr>
+        <w:t xml:space="preserve">Jira</w:t>
+      </w:r>
+      <w:r>
+        <w:rPr>
+          <w:rFonts w:ascii="Calibri" w:cs="Calibri" w:eastAsia="Calibri" w:hAnsi="Calibri"/>
+          <w:color w:val="3D4451"/>
+          <w:sz w:val="20"/>
+          <w:szCs w:val="20"/>
+        </w:rPr>
+        <w:t xml:space="preserve">.</w:t>
       </w:r>
     </w:p>
     <w:p>
